--- a/Informe de Pasantias/LISTA DE EQUIPOS EN CONTRALORÍA.docx
+++ b/Informe de Pasantias/LISTA DE EQUIPOS EN CONTRALORÍA.docx
@@ -74,10 +74,10 @@
         <w:tblLook w:val="04A0" w:firstRow="1" w:lastRow="0" w:firstColumn="1" w:lastColumn="0" w:noHBand="0" w:noVBand="1"/>
       </w:tblPr>
       <w:tblGrid>
-        <w:gridCol w:w="1605"/>
-        <w:gridCol w:w="1654"/>
-        <w:gridCol w:w="2124"/>
-        <w:gridCol w:w="2880"/>
+        <w:gridCol w:w="1606"/>
+        <w:gridCol w:w="1367"/>
+        <w:gridCol w:w="2125"/>
+        <w:gridCol w:w="3165"/>
       </w:tblGrid>
       <w:tr>
         <w:tc>
@@ -107,7 +107,7 @@
         </w:tc>
         <w:tc>
           <w:tcPr>
-            <w:tcW w:w="1001" w:type="pct"/>
+            <w:tcW w:w="827" w:type="pct"/>
             <w:vMerge w:val="restart"/>
             <w:vAlign w:val="center"/>
           </w:tcPr>
@@ -140,7 +140,7 @@
         </w:tc>
         <w:tc>
           <w:tcPr>
-            <w:tcW w:w="1285" w:type="pct"/>
+            <w:tcW w:w="1286" w:type="pct"/>
           </w:tcPr>
           <w:p>
             <w:pPr>
@@ -162,7 +162,7 @@
         </w:tc>
         <w:tc>
           <w:tcPr>
-            <w:tcW w:w="1743" w:type="pct"/>
+            <w:tcW w:w="1915" w:type="pct"/>
           </w:tcPr>
           <w:p>
             <w:pPr>
@@ -197,7 +197,7 @@
         </w:tc>
         <w:tc>
           <w:tcPr>
-            <w:tcW w:w="1001" w:type="pct"/>
+            <w:tcW w:w="827" w:type="pct"/>
             <w:vMerge/>
             <w:vAlign w:val="center"/>
           </w:tcPr>
@@ -214,7 +214,7 @@
         </w:tc>
         <w:tc>
           <w:tcPr>
-            <w:tcW w:w="1285" w:type="pct"/>
+            <w:tcW w:w="1286" w:type="pct"/>
           </w:tcPr>
           <w:p>
             <w:pPr>
@@ -236,7 +236,7 @@
         </w:tc>
         <w:tc>
           <w:tcPr>
-            <w:tcW w:w="1743" w:type="pct"/>
+            <w:tcW w:w="1915" w:type="pct"/>
           </w:tcPr>
           <w:p>
             <w:pPr>
@@ -250,7 +250,23 @@
                 <w:rFonts w:ascii="Arial" w:hAnsi="Arial" w:cs="Arial"/>
                 <w:lang w:val="en-US"/>
               </w:rPr>
-              <w:t>To Be Filled By O.E.M.</w:t>
+              <w:t xml:space="preserve">To Be Filled </w:t>
+            </w:r>
+            <w:proofErr w:type="gramStart"/>
+            <w:r>
+              <w:rPr>
+                <w:rFonts w:ascii="Arial" w:hAnsi="Arial" w:cs="Arial"/>
+                <w:lang w:val="en-US"/>
+              </w:rPr>
+              <w:t>By</w:t>
+            </w:r>
+            <w:proofErr w:type="gramEnd"/>
+            <w:r>
+              <w:rPr>
+                <w:rFonts w:ascii="Arial" w:hAnsi="Arial" w:cs="Arial"/>
+                <w:lang w:val="en-US"/>
+              </w:rPr>
+              <w:t xml:space="preserve"> O.E.M.</w:t>
             </w:r>
           </w:p>
         </w:tc>
@@ -274,7 +290,7 @@
         </w:tc>
         <w:tc>
           <w:tcPr>
-            <w:tcW w:w="1001" w:type="pct"/>
+            <w:tcW w:w="827" w:type="pct"/>
             <w:vMerge/>
           </w:tcPr>
           <w:p>
@@ -290,7 +306,7 @@
         </w:tc>
         <w:tc>
           <w:tcPr>
-            <w:tcW w:w="1285" w:type="pct"/>
+            <w:tcW w:w="1286" w:type="pct"/>
           </w:tcPr>
           <w:p>
             <w:pPr>
@@ -312,7 +328,7 @@
         </w:tc>
         <w:tc>
           <w:tcPr>
-            <w:tcW w:w="1743" w:type="pct"/>
+            <w:tcW w:w="1915" w:type="pct"/>
           </w:tcPr>
           <w:p>
             <w:pPr>
@@ -326,7 +342,23 @@
                 <w:rFonts w:ascii="Arial" w:hAnsi="Arial" w:cs="Arial"/>
                 <w:lang w:val="en-US"/>
               </w:rPr>
-              <w:t>To Be Filled By O.E.M.</w:t>
+              <w:t xml:space="preserve">To Be Filled </w:t>
+            </w:r>
+            <w:proofErr w:type="gramStart"/>
+            <w:r>
+              <w:rPr>
+                <w:rFonts w:ascii="Arial" w:hAnsi="Arial" w:cs="Arial"/>
+                <w:lang w:val="en-US"/>
+              </w:rPr>
+              <w:t>By</w:t>
+            </w:r>
+            <w:proofErr w:type="gramEnd"/>
+            <w:r>
+              <w:rPr>
+                <w:rFonts w:ascii="Arial" w:hAnsi="Arial" w:cs="Arial"/>
+                <w:lang w:val="en-US"/>
+              </w:rPr>
+              <w:t xml:space="preserve"> O.E.M.</w:t>
             </w:r>
           </w:p>
         </w:tc>
@@ -353,7 +385,7 @@
         </w:tc>
         <w:tc>
           <w:tcPr>
-            <w:tcW w:w="1001" w:type="pct"/>
+            <w:tcW w:w="827" w:type="pct"/>
             <w:vMerge/>
           </w:tcPr>
           <w:p>
@@ -369,7 +401,7 @@
         </w:tc>
         <w:tc>
           <w:tcPr>
-            <w:tcW w:w="1285" w:type="pct"/>
+            <w:tcW w:w="1286" w:type="pct"/>
           </w:tcPr>
           <w:p>
             <w:pPr>
@@ -391,7 +423,7 @@
         </w:tc>
         <w:tc>
           <w:tcPr>
-            <w:tcW w:w="1743" w:type="pct"/>
+            <w:tcW w:w="1915" w:type="pct"/>
           </w:tcPr>
           <w:p>
             <w:pPr>
@@ -426,22 +458,22 @@
         </w:tc>
         <w:tc>
           <w:tcPr>
-            <w:tcW w:w="1001" w:type="pct"/>
-            <w:vMerge/>
-          </w:tcPr>
-          <w:p>
-            <w:pPr>
-              <w:rPr>
-                <w:rFonts w:ascii="Arial" w:hAnsi="Arial" w:cs="Arial"/>
-                <w:sz w:val="24"/>
-                <w:szCs w:val="24"/>
-              </w:rPr>
-            </w:pPr>
-          </w:p>
-        </w:tc>
-        <w:tc>
-          <w:tcPr>
-            <w:tcW w:w="1285" w:type="pct"/>
+            <w:tcW w:w="827" w:type="pct"/>
+            <w:vMerge/>
+          </w:tcPr>
+          <w:p>
+            <w:pPr>
+              <w:rPr>
+                <w:rFonts w:ascii="Arial" w:hAnsi="Arial" w:cs="Arial"/>
+                <w:sz w:val="24"/>
+                <w:szCs w:val="24"/>
+              </w:rPr>
+            </w:pPr>
+          </w:p>
+        </w:tc>
+        <w:tc>
+          <w:tcPr>
+            <w:tcW w:w="1286" w:type="pct"/>
           </w:tcPr>
           <w:p>
             <w:pPr>
@@ -463,7 +495,7 @@
         </w:tc>
         <w:tc>
           <w:tcPr>
-            <w:tcW w:w="1743" w:type="pct"/>
+            <w:tcW w:w="1915" w:type="pct"/>
           </w:tcPr>
           <w:p>
             <w:pPr>
@@ -498,22 +530,22 @@
         </w:tc>
         <w:tc>
           <w:tcPr>
-            <w:tcW w:w="1001" w:type="pct"/>
-            <w:vMerge/>
-          </w:tcPr>
-          <w:p>
-            <w:pPr>
-              <w:rPr>
-                <w:rFonts w:ascii="Arial" w:hAnsi="Arial" w:cs="Arial"/>
-                <w:sz w:val="24"/>
-                <w:szCs w:val="24"/>
-              </w:rPr>
-            </w:pPr>
-          </w:p>
-        </w:tc>
-        <w:tc>
-          <w:tcPr>
-            <w:tcW w:w="1285" w:type="pct"/>
+            <w:tcW w:w="827" w:type="pct"/>
+            <w:vMerge/>
+          </w:tcPr>
+          <w:p>
+            <w:pPr>
+              <w:rPr>
+                <w:rFonts w:ascii="Arial" w:hAnsi="Arial" w:cs="Arial"/>
+                <w:sz w:val="24"/>
+                <w:szCs w:val="24"/>
+              </w:rPr>
+            </w:pPr>
+          </w:p>
+        </w:tc>
+        <w:tc>
+          <w:tcPr>
+            <w:tcW w:w="1286" w:type="pct"/>
           </w:tcPr>
           <w:p>
             <w:pPr>
@@ -535,7 +567,7 @@
         </w:tc>
         <w:tc>
           <w:tcPr>
-            <w:tcW w:w="1743" w:type="pct"/>
+            <w:tcW w:w="1915" w:type="pct"/>
           </w:tcPr>
           <w:p>
             <w:pPr>
@@ -570,44 +602,54 @@
         </w:tc>
         <w:tc>
           <w:tcPr>
-            <w:tcW w:w="1001" w:type="pct"/>
-            <w:vMerge/>
-          </w:tcPr>
-          <w:p>
-            <w:pPr>
-              <w:rPr>
-                <w:rFonts w:ascii="Arial" w:hAnsi="Arial" w:cs="Arial"/>
-                <w:sz w:val="24"/>
-                <w:szCs w:val="24"/>
-              </w:rPr>
-            </w:pPr>
-          </w:p>
-        </w:tc>
-        <w:tc>
-          <w:tcPr>
-            <w:tcW w:w="1285" w:type="pct"/>
-          </w:tcPr>
-          <w:p>
-            <w:pPr>
-              <w:rPr>
-                <w:rFonts w:ascii="Arial" w:hAnsi="Arial" w:cs="Arial"/>
-                <w:sz w:val="24"/>
-                <w:szCs w:val="24"/>
-              </w:rPr>
-            </w:pPr>
-            <w:r>
-              <w:rPr>
-                <w:rFonts w:ascii="Arial" w:hAnsi="Arial" w:cs="Arial"/>
-                <w:sz w:val="24"/>
-                <w:szCs w:val="24"/>
-              </w:rPr>
-              <w:t>Memoria Ram</w:t>
-            </w:r>
-          </w:p>
-        </w:tc>
-        <w:tc>
-          <w:tcPr>
-            <w:tcW w:w="1743" w:type="pct"/>
+            <w:tcW w:w="827" w:type="pct"/>
+            <w:vMerge/>
+          </w:tcPr>
+          <w:p>
+            <w:pPr>
+              <w:rPr>
+                <w:rFonts w:ascii="Arial" w:hAnsi="Arial" w:cs="Arial"/>
+                <w:sz w:val="24"/>
+                <w:szCs w:val="24"/>
+              </w:rPr>
+            </w:pPr>
+          </w:p>
+        </w:tc>
+        <w:tc>
+          <w:tcPr>
+            <w:tcW w:w="1286" w:type="pct"/>
+          </w:tcPr>
+          <w:p>
+            <w:pPr>
+              <w:rPr>
+                <w:rFonts w:ascii="Arial" w:hAnsi="Arial" w:cs="Arial"/>
+                <w:sz w:val="24"/>
+                <w:szCs w:val="24"/>
+              </w:rPr>
+            </w:pPr>
+            <w:r>
+              <w:rPr>
+                <w:rFonts w:ascii="Arial" w:hAnsi="Arial" w:cs="Arial"/>
+                <w:sz w:val="24"/>
+                <w:szCs w:val="24"/>
+              </w:rPr>
+              <w:t xml:space="preserve">Memoria </w:t>
+            </w:r>
+            <w:proofErr w:type="spellStart"/>
+            <w:r>
+              <w:rPr>
+                <w:rFonts w:ascii="Arial" w:hAnsi="Arial" w:cs="Arial"/>
+                <w:sz w:val="24"/>
+                <w:szCs w:val="24"/>
+              </w:rPr>
+              <w:t>Ram</w:t>
+            </w:r>
+            <w:proofErr w:type="spellEnd"/>
+          </w:p>
+        </w:tc>
+        <w:tc>
+          <w:tcPr>
+            <w:tcW w:w="1915" w:type="pct"/>
           </w:tcPr>
           <w:p>
             <w:pPr>
@@ -642,22 +684,22 @@
         </w:tc>
         <w:tc>
           <w:tcPr>
-            <w:tcW w:w="1001" w:type="pct"/>
-            <w:vMerge/>
-          </w:tcPr>
-          <w:p>
-            <w:pPr>
-              <w:rPr>
-                <w:rFonts w:ascii="Arial" w:hAnsi="Arial" w:cs="Arial"/>
-                <w:sz w:val="24"/>
-                <w:szCs w:val="24"/>
-              </w:rPr>
-            </w:pPr>
-          </w:p>
-        </w:tc>
-        <w:tc>
-          <w:tcPr>
-            <w:tcW w:w="1285" w:type="pct"/>
+            <w:tcW w:w="827" w:type="pct"/>
+            <w:vMerge/>
+          </w:tcPr>
+          <w:p>
+            <w:pPr>
+              <w:rPr>
+                <w:rFonts w:ascii="Arial" w:hAnsi="Arial" w:cs="Arial"/>
+                <w:sz w:val="24"/>
+                <w:szCs w:val="24"/>
+              </w:rPr>
+            </w:pPr>
+          </w:p>
+        </w:tc>
+        <w:tc>
+          <w:tcPr>
+            <w:tcW w:w="1286" w:type="pct"/>
           </w:tcPr>
           <w:p>
             <w:pPr>
@@ -679,7 +721,7 @@
         </w:tc>
         <w:tc>
           <w:tcPr>
-            <w:tcW w:w="1743" w:type="pct"/>
+            <w:tcW w:w="1915" w:type="pct"/>
           </w:tcPr>
           <w:p>
             <w:pPr>
@@ -714,22 +756,22 @@
         </w:tc>
         <w:tc>
           <w:tcPr>
-            <w:tcW w:w="1001" w:type="pct"/>
-            <w:vMerge/>
-          </w:tcPr>
-          <w:p>
-            <w:pPr>
-              <w:rPr>
-                <w:rFonts w:ascii="Arial" w:hAnsi="Arial" w:cs="Arial"/>
-                <w:sz w:val="24"/>
-                <w:szCs w:val="24"/>
-              </w:rPr>
-            </w:pPr>
-          </w:p>
-        </w:tc>
-        <w:tc>
-          <w:tcPr>
-            <w:tcW w:w="1285" w:type="pct"/>
+            <w:tcW w:w="827" w:type="pct"/>
+            <w:vMerge/>
+          </w:tcPr>
+          <w:p>
+            <w:pPr>
+              <w:rPr>
+                <w:rFonts w:ascii="Arial" w:hAnsi="Arial" w:cs="Arial"/>
+                <w:sz w:val="24"/>
+                <w:szCs w:val="24"/>
+              </w:rPr>
+            </w:pPr>
+          </w:p>
+        </w:tc>
+        <w:tc>
+          <w:tcPr>
+            <w:tcW w:w="1286" w:type="pct"/>
           </w:tcPr>
           <w:p>
             <w:pPr>
@@ -751,7 +793,7 @@
         </w:tc>
         <w:tc>
           <w:tcPr>
-            <w:tcW w:w="1743" w:type="pct"/>
+            <w:tcW w:w="1915" w:type="pct"/>
           </w:tcPr>
           <w:p>
             <w:pPr>
@@ -786,22 +828,22 @@
         </w:tc>
         <w:tc>
           <w:tcPr>
-            <w:tcW w:w="1001" w:type="pct"/>
-            <w:vMerge/>
-          </w:tcPr>
-          <w:p>
-            <w:pPr>
-              <w:rPr>
-                <w:rFonts w:ascii="Arial" w:hAnsi="Arial" w:cs="Arial"/>
-                <w:sz w:val="24"/>
-                <w:szCs w:val="24"/>
-              </w:rPr>
-            </w:pPr>
-          </w:p>
-        </w:tc>
-        <w:tc>
-          <w:tcPr>
-            <w:tcW w:w="1285" w:type="pct"/>
+            <w:tcW w:w="827" w:type="pct"/>
+            <w:vMerge/>
+          </w:tcPr>
+          <w:p>
+            <w:pPr>
+              <w:rPr>
+                <w:rFonts w:ascii="Arial" w:hAnsi="Arial" w:cs="Arial"/>
+                <w:sz w:val="24"/>
+                <w:szCs w:val="24"/>
+              </w:rPr>
+            </w:pPr>
+          </w:p>
+        </w:tc>
+        <w:tc>
+          <w:tcPr>
+            <w:tcW w:w="1286" w:type="pct"/>
           </w:tcPr>
           <w:p>
             <w:pPr>
@@ -823,7 +865,7 @@
         </w:tc>
         <w:tc>
           <w:tcPr>
-            <w:tcW w:w="1743" w:type="pct"/>
+            <w:tcW w:w="1915" w:type="pct"/>
           </w:tcPr>
           <w:p>
             <w:pPr>
@@ -859,7 +901,7 @@
         </w:tc>
         <w:tc>
           <w:tcPr>
-            <w:tcW w:w="1001" w:type="pct"/>
+            <w:tcW w:w="827" w:type="pct"/>
             <w:vMerge/>
           </w:tcPr>
           <w:p>
@@ -875,7 +917,7 @@
         </w:tc>
         <w:tc>
           <w:tcPr>
-            <w:tcW w:w="1285" w:type="pct"/>
+            <w:tcW w:w="1286" w:type="pct"/>
           </w:tcPr>
           <w:p>
             <w:pPr>
@@ -897,19 +939,33 @@
         </w:tc>
         <w:tc>
           <w:tcPr>
-            <w:tcW w:w="1743" w:type="pct"/>
-          </w:tcPr>
-          <w:p>
-            <w:pPr>
-              <w:rPr>
-                <w:rFonts w:ascii="Arial" w:hAnsi="Arial" w:cs="Arial"/>
-              </w:rPr>
-            </w:pPr>
-            <w:r>
-              <w:rPr>
-                <w:rFonts w:ascii="Arial" w:hAnsi="Arial" w:cs="Arial"/>
-              </w:rPr>
-              <w:t>Intel HD Graphics 256MB</w:t>
+            <w:tcW w:w="1915" w:type="pct"/>
+          </w:tcPr>
+          <w:p>
+            <w:pPr>
+              <w:rPr>
+                <w:rFonts w:ascii="Arial" w:hAnsi="Arial" w:cs="Arial"/>
+              </w:rPr>
+            </w:pPr>
+            <w:r>
+              <w:rPr>
+                <w:rFonts w:ascii="Arial" w:hAnsi="Arial" w:cs="Arial"/>
+              </w:rPr>
+              <w:t xml:space="preserve">Intel HD </w:t>
+            </w:r>
+            <w:proofErr w:type="spellStart"/>
+            <w:r>
+              <w:rPr>
+                <w:rFonts w:ascii="Arial" w:hAnsi="Arial" w:cs="Arial"/>
+              </w:rPr>
+              <w:t>Graphics</w:t>
+            </w:r>
+            <w:proofErr w:type="spellEnd"/>
+            <w:r>
+              <w:rPr>
+                <w:rFonts w:ascii="Arial" w:hAnsi="Arial" w:cs="Arial"/>
+              </w:rPr>
+              <w:t xml:space="preserve"> 256MB</w:t>
             </w:r>
           </w:p>
         </w:tc>
@@ -932,22 +988,22 @@
         </w:tc>
         <w:tc>
           <w:tcPr>
-            <w:tcW w:w="1001" w:type="pct"/>
-            <w:vMerge/>
-          </w:tcPr>
-          <w:p>
-            <w:pPr>
-              <w:rPr>
-                <w:rFonts w:ascii="Arial" w:hAnsi="Arial" w:cs="Arial"/>
-                <w:sz w:val="24"/>
-                <w:szCs w:val="24"/>
-              </w:rPr>
-            </w:pPr>
-          </w:p>
-        </w:tc>
-        <w:tc>
-          <w:tcPr>
-            <w:tcW w:w="1285" w:type="pct"/>
+            <w:tcW w:w="827" w:type="pct"/>
+            <w:vMerge/>
+          </w:tcPr>
+          <w:p>
+            <w:pPr>
+              <w:rPr>
+                <w:rFonts w:ascii="Arial" w:hAnsi="Arial" w:cs="Arial"/>
+                <w:sz w:val="24"/>
+                <w:szCs w:val="24"/>
+              </w:rPr>
+            </w:pPr>
+          </w:p>
+        </w:tc>
+        <w:tc>
+          <w:tcPr>
+            <w:tcW w:w="1286" w:type="pct"/>
           </w:tcPr>
           <w:p>
             <w:pPr>
@@ -969,7 +1025,7 @@
         </w:tc>
         <w:tc>
           <w:tcPr>
-            <w:tcW w:w="1743" w:type="pct"/>
+            <w:tcW w:w="1915" w:type="pct"/>
           </w:tcPr>
           <w:p>
             <w:pPr>
@@ -1004,22 +1060,22 @@
         </w:tc>
         <w:tc>
           <w:tcPr>
-            <w:tcW w:w="1001" w:type="pct"/>
-            <w:vMerge/>
-          </w:tcPr>
-          <w:p>
-            <w:pPr>
-              <w:rPr>
-                <w:rFonts w:ascii="Arial" w:hAnsi="Arial" w:cs="Arial"/>
-                <w:sz w:val="24"/>
-                <w:szCs w:val="24"/>
-              </w:rPr>
-            </w:pPr>
-          </w:p>
-        </w:tc>
-        <w:tc>
-          <w:tcPr>
-            <w:tcW w:w="1285" w:type="pct"/>
+            <w:tcW w:w="827" w:type="pct"/>
+            <w:vMerge/>
+          </w:tcPr>
+          <w:p>
+            <w:pPr>
+              <w:rPr>
+                <w:rFonts w:ascii="Arial" w:hAnsi="Arial" w:cs="Arial"/>
+                <w:sz w:val="24"/>
+                <w:szCs w:val="24"/>
+              </w:rPr>
+            </w:pPr>
+          </w:p>
+        </w:tc>
+        <w:tc>
+          <w:tcPr>
+            <w:tcW w:w="1286" w:type="pct"/>
           </w:tcPr>
           <w:p>
             <w:pPr>
@@ -1041,7 +1097,7 @@
         </w:tc>
         <w:tc>
           <w:tcPr>
-            <w:tcW w:w="1743" w:type="pct"/>
+            <w:tcW w:w="1915" w:type="pct"/>
           </w:tcPr>
           <w:p>
             <w:pPr>
@@ -1076,22 +1132,22 @@
         </w:tc>
         <w:tc>
           <w:tcPr>
-            <w:tcW w:w="1001" w:type="pct"/>
-            <w:vMerge/>
-          </w:tcPr>
-          <w:p>
-            <w:pPr>
-              <w:rPr>
-                <w:rFonts w:ascii="Arial" w:hAnsi="Arial" w:cs="Arial"/>
-                <w:sz w:val="24"/>
-                <w:szCs w:val="24"/>
-              </w:rPr>
-            </w:pPr>
-          </w:p>
-        </w:tc>
-        <w:tc>
-          <w:tcPr>
-            <w:tcW w:w="1285" w:type="pct"/>
+            <w:tcW w:w="827" w:type="pct"/>
+            <w:vMerge/>
+          </w:tcPr>
+          <w:p>
+            <w:pPr>
+              <w:rPr>
+                <w:rFonts w:ascii="Arial" w:hAnsi="Arial" w:cs="Arial"/>
+                <w:sz w:val="24"/>
+                <w:szCs w:val="24"/>
+              </w:rPr>
+            </w:pPr>
+          </w:p>
+        </w:tc>
+        <w:tc>
+          <w:tcPr>
+            <w:tcW w:w="1286" w:type="pct"/>
           </w:tcPr>
           <w:p>
             <w:pPr>
@@ -1113,7 +1169,7 @@
         </w:tc>
         <w:tc>
           <w:tcPr>
-            <w:tcW w:w="1743" w:type="pct"/>
+            <w:tcW w:w="1915" w:type="pct"/>
           </w:tcPr>
           <w:p>
             <w:pPr>
@@ -1142,7 +1198,7 @@
         </w:tc>
         <w:tc>
           <w:tcPr>
-            <w:tcW w:w="1001" w:type="pct"/>
+            <w:tcW w:w="827" w:type="pct"/>
             <w:vMerge w:val="restart"/>
             <w:vAlign w:val="center"/>
           </w:tcPr>
@@ -1167,7 +1223,7 @@
         </w:tc>
         <w:tc>
           <w:tcPr>
-            <w:tcW w:w="1285" w:type="pct"/>
+            <w:tcW w:w="1286" w:type="pct"/>
           </w:tcPr>
           <w:p>
             <w:pPr>
@@ -1189,7 +1245,7 @@
         </w:tc>
         <w:tc>
           <w:tcPr>
-            <w:tcW w:w="1743" w:type="pct"/>
+            <w:tcW w:w="1915" w:type="pct"/>
           </w:tcPr>
           <w:p>
             <w:pPr>
@@ -1224,7 +1280,7 @@
         </w:tc>
         <w:tc>
           <w:tcPr>
-            <w:tcW w:w="1001" w:type="pct"/>
+            <w:tcW w:w="827" w:type="pct"/>
             <w:vMerge/>
             <w:vAlign w:val="center"/>
           </w:tcPr>
@@ -1241,7 +1297,7 @@
         </w:tc>
         <w:tc>
           <w:tcPr>
-            <w:tcW w:w="1285" w:type="pct"/>
+            <w:tcW w:w="1286" w:type="pct"/>
           </w:tcPr>
           <w:p>
             <w:pPr>
@@ -1263,7 +1319,7 @@
         </w:tc>
         <w:tc>
           <w:tcPr>
-            <w:tcW w:w="1743" w:type="pct"/>
+            <w:tcW w:w="1915" w:type="pct"/>
           </w:tcPr>
           <w:p>
             <w:pPr>
@@ -1298,22 +1354,22 @@
         </w:tc>
         <w:tc>
           <w:tcPr>
-            <w:tcW w:w="1001" w:type="pct"/>
-            <w:vMerge/>
-          </w:tcPr>
-          <w:p>
-            <w:pPr>
-              <w:rPr>
-                <w:rFonts w:ascii="Arial" w:hAnsi="Arial" w:cs="Arial"/>
-                <w:sz w:val="24"/>
-                <w:szCs w:val="24"/>
-              </w:rPr>
-            </w:pPr>
-          </w:p>
-        </w:tc>
-        <w:tc>
-          <w:tcPr>
-            <w:tcW w:w="1285" w:type="pct"/>
+            <w:tcW w:w="827" w:type="pct"/>
+            <w:vMerge/>
+          </w:tcPr>
+          <w:p>
+            <w:pPr>
+              <w:rPr>
+                <w:rFonts w:ascii="Arial" w:hAnsi="Arial" w:cs="Arial"/>
+                <w:sz w:val="24"/>
+                <w:szCs w:val="24"/>
+              </w:rPr>
+            </w:pPr>
+          </w:p>
+        </w:tc>
+        <w:tc>
+          <w:tcPr>
+            <w:tcW w:w="1286" w:type="pct"/>
           </w:tcPr>
           <w:p>
             <w:pPr>
@@ -1335,7 +1391,7 @@
         </w:tc>
         <w:tc>
           <w:tcPr>
-            <w:tcW w:w="1743" w:type="pct"/>
+            <w:tcW w:w="1915" w:type="pct"/>
           </w:tcPr>
           <w:p>
             <w:pPr>
@@ -1370,22 +1426,22 @@
         </w:tc>
         <w:tc>
           <w:tcPr>
-            <w:tcW w:w="1001" w:type="pct"/>
-            <w:vMerge/>
-          </w:tcPr>
-          <w:p>
-            <w:pPr>
-              <w:rPr>
-                <w:rFonts w:ascii="Arial" w:hAnsi="Arial" w:cs="Arial"/>
-                <w:sz w:val="24"/>
-                <w:szCs w:val="24"/>
-              </w:rPr>
-            </w:pPr>
-          </w:p>
-        </w:tc>
-        <w:tc>
-          <w:tcPr>
-            <w:tcW w:w="1285" w:type="pct"/>
+            <w:tcW w:w="827" w:type="pct"/>
+            <w:vMerge/>
+          </w:tcPr>
+          <w:p>
+            <w:pPr>
+              <w:rPr>
+                <w:rFonts w:ascii="Arial" w:hAnsi="Arial" w:cs="Arial"/>
+                <w:sz w:val="24"/>
+                <w:szCs w:val="24"/>
+              </w:rPr>
+            </w:pPr>
+          </w:p>
+        </w:tc>
+        <w:tc>
+          <w:tcPr>
+            <w:tcW w:w="1286" w:type="pct"/>
           </w:tcPr>
           <w:p>
             <w:pPr>
@@ -1407,7 +1463,7 @@
         </w:tc>
         <w:tc>
           <w:tcPr>
-            <w:tcW w:w="1743" w:type="pct"/>
+            <w:tcW w:w="1915" w:type="pct"/>
           </w:tcPr>
           <w:p>
             <w:pPr>
@@ -1442,7 +1498,7 @@
         </w:tc>
         <w:tc>
           <w:tcPr>
-            <w:tcW w:w="1001" w:type="pct"/>
+            <w:tcW w:w="827" w:type="pct"/>
             <w:vMerge w:val="restart"/>
             <w:vAlign w:val="center"/>
           </w:tcPr>
@@ -1467,7 +1523,7 @@
         </w:tc>
         <w:tc>
           <w:tcPr>
-            <w:tcW w:w="1285" w:type="pct"/>
+            <w:tcW w:w="1286" w:type="pct"/>
           </w:tcPr>
           <w:p>
             <w:pPr>
@@ -1489,7 +1545,7 @@
         </w:tc>
         <w:tc>
           <w:tcPr>
-            <w:tcW w:w="1743" w:type="pct"/>
+            <w:tcW w:w="1915" w:type="pct"/>
           </w:tcPr>
           <w:p>
             <w:pPr>
@@ -1524,7 +1580,7 @@
         </w:tc>
         <w:tc>
           <w:tcPr>
-            <w:tcW w:w="1001" w:type="pct"/>
+            <w:tcW w:w="827" w:type="pct"/>
             <w:vMerge/>
             <w:vAlign w:val="center"/>
           </w:tcPr>
@@ -1541,7 +1597,7 @@
         </w:tc>
         <w:tc>
           <w:tcPr>
-            <w:tcW w:w="1285" w:type="pct"/>
+            <w:tcW w:w="1286" w:type="pct"/>
           </w:tcPr>
           <w:p>
             <w:pPr>
@@ -1563,7 +1619,7 @@
         </w:tc>
         <w:tc>
           <w:tcPr>
-            <w:tcW w:w="1743" w:type="pct"/>
+            <w:tcW w:w="1915" w:type="pct"/>
           </w:tcPr>
           <w:p>
             <w:pPr>
@@ -1598,7 +1654,7 @@
         </w:tc>
         <w:tc>
           <w:tcPr>
-            <w:tcW w:w="1001" w:type="pct"/>
+            <w:tcW w:w="827" w:type="pct"/>
             <w:vMerge/>
             <w:vAlign w:val="center"/>
           </w:tcPr>
@@ -1615,7 +1671,7 @@
         </w:tc>
         <w:tc>
           <w:tcPr>
-            <w:tcW w:w="1285" w:type="pct"/>
+            <w:tcW w:w="1286" w:type="pct"/>
           </w:tcPr>
           <w:p>
             <w:pPr>
@@ -1637,7 +1693,7 @@
         </w:tc>
         <w:tc>
           <w:tcPr>
-            <w:tcW w:w="1743" w:type="pct"/>
+            <w:tcW w:w="1915" w:type="pct"/>
           </w:tcPr>
           <w:p>
             <w:pPr>
@@ -1672,7 +1728,7 @@
         </w:tc>
         <w:tc>
           <w:tcPr>
-            <w:tcW w:w="1001" w:type="pct"/>
+            <w:tcW w:w="827" w:type="pct"/>
             <w:vMerge/>
             <w:vAlign w:val="center"/>
           </w:tcPr>
@@ -1689,7 +1745,7 @@
         </w:tc>
         <w:tc>
           <w:tcPr>
-            <w:tcW w:w="1285" w:type="pct"/>
+            <w:tcW w:w="1286" w:type="pct"/>
           </w:tcPr>
           <w:p>
             <w:pPr>
@@ -1711,7 +1767,7 @@
         </w:tc>
         <w:tc>
           <w:tcPr>
-            <w:tcW w:w="1743" w:type="pct"/>
+            <w:tcW w:w="1915" w:type="pct"/>
           </w:tcPr>
           <w:p>
             <w:pPr>
@@ -1746,7 +1802,7 @@
         </w:tc>
         <w:tc>
           <w:tcPr>
-            <w:tcW w:w="1001" w:type="pct"/>
+            <w:tcW w:w="827" w:type="pct"/>
             <w:vMerge w:val="restart"/>
             <w:vAlign w:val="center"/>
           </w:tcPr>
@@ -1771,7 +1827,7 @@
         </w:tc>
         <w:tc>
           <w:tcPr>
-            <w:tcW w:w="1285" w:type="pct"/>
+            <w:tcW w:w="1286" w:type="pct"/>
           </w:tcPr>
           <w:p>
             <w:pPr>
@@ -1793,7 +1849,7 @@
         </w:tc>
         <w:tc>
           <w:tcPr>
-            <w:tcW w:w="1743" w:type="pct"/>
+            <w:tcW w:w="1915" w:type="pct"/>
           </w:tcPr>
           <w:p>
             <w:pPr>
@@ -1828,22 +1884,22 @@
         </w:tc>
         <w:tc>
           <w:tcPr>
-            <w:tcW w:w="1001" w:type="pct"/>
-            <w:vMerge/>
-          </w:tcPr>
-          <w:p>
-            <w:pPr>
-              <w:rPr>
-                <w:rFonts w:ascii="Arial" w:hAnsi="Arial" w:cs="Arial"/>
-                <w:sz w:val="24"/>
-                <w:szCs w:val="24"/>
-              </w:rPr>
-            </w:pPr>
-          </w:p>
-        </w:tc>
-        <w:tc>
-          <w:tcPr>
-            <w:tcW w:w="1285" w:type="pct"/>
+            <w:tcW w:w="827" w:type="pct"/>
+            <w:vMerge/>
+          </w:tcPr>
+          <w:p>
+            <w:pPr>
+              <w:rPr>
+                <w:rFonts w:ascii="Arial" w:hAnsi="Arial" w:cs="Arial"/>
+                <w:sz w:val="24"/>
+                <w:szCs w:val="24"/>
+              </w:rPr>
+            </w:pPr>
+          </w:p>
+        </w:tc>
+        <w:tc>
+          <w:tcPr>
+            <w:tcW w:w="1286" w:type="pct"/>
           </w:tcPr>
           <w:p>
             <w:pPr>
@@ -1865,7 +1921,7 @@
         </w:tc>
         <w:tc>
           <w:tcPr>
-            <w:tcW w:w="1743" w:type="pct"/>
+            <w:tcW w:w="1915" w:type="pct"/>
           </w:tcPr>
           <w:p>
             <w:pPr>
@@ -1894,7 +1950,7 @@
         </w:tc>
         <w:tc>
           <w:tcPr>
-            <w:tcW w:w="1001" w:type="pct"/>
+            <w:tcW w:w="827" w:type="pct"/>
             <w:vMerge w:val="restart"/>
             <w:vAlign w:val="center"/>
           </w:tcPr>
@@ -1919,7 +1975,7 @@
         </w:tc>
         <w:tc>
           <w:tcPr>
-            <w:tcW w:w="1285" w:type="pct"/>
+            <w:tcW w:w="1286" w:type="pct"/>
           </w:tcPr>
           <w:p>
             <w:pPr>
@@ -1941,19 +1997,27 @@
         </w:tc>
         <w:tc>
           <w:tcPr>
-            <w:tcW w:w="1743" w:type="pct"/>
-          </w:tcPr>
-          <w:p>
-            <w:pPr>
-              <w:rPr>
-                <w:rFonts w:ascii="Arial" w:hAnsi="Arial" w:cs="Arial"/>
-              </w:rPr>
-            </w:pPr>
-            <w:r>
-              <w:rPr>
-                <w:rFonts w:ascii="Arial" w:hAnsi="Arial" w:cs="Arial"/>
-              </w:rPr>
-              <w:t xml:space="preserve">Genius </w:t>
+            <w:tcW w:w="1915" w:type="pct"/>
+          </w:tcPr>
+          <w:p>
+            <w:pPr>
+              <w:rPr>
+                <w:rFonts w:ascii="Arial" w:hAnsi="Arial" w:cs="Arial"/>
+              </w:rPr>
+            </w:pPr>
+            <w:proofErr w:type="spellStart"/>
+            <w:r>
+              <w:rPr>
+                <w:rFonts w:ascii="Arial" w:hAnsi="Arial" w:cs="Arial"/>
+              </w:rPr>
+              <w:t>Genius</w:t>
+            </w:r>
+            <w:proofErr w:type="spellEnd"/>
+            <w:r>
+              <w:rPr>
+                <w:rFonts w:ascii="Arial" w:hAnsi="Arial" w:cs="Arial"/>
+              </w:rPr>
+              <w:t xml:space="preserve"> </w:t>
             </w:r>
           </w:p>
         </w:tc>
@@ -1976,7 +2040,7 @@
         </w:tc>
         <w:tc>
           <w:tcPr>
-            <w:tcW w:w="1001" w:type="pct"/>
+            <w:tcW w:w="827" w:type="pct"/>
             <w:vMerge/>
             <w:vAlign w:val="center"/>
           </w:tcPr>
@@ -1993,7 +2057,7 @@
         </w:tc>
         <w:tc>
           <w:tcPr>
-            <w:tcW w:w="1285" w:type="pct"/>
+            <w:tcW w:w="1286" w:type="pct"/>
           </w:tcPr>
           <w:p>
             <w:pPr>
@@ -2015,24 +2079,37 @@
         </w:tc>
         <w:tc>
           <w:tcPr>
-            <w:tcW w:w="1743" w:type="pct"/>
-          </w:tcPr>
-          <w:p>
-            <w:pPr>
-              <w:rPr>
-                <w:rFonts w:ascii="Arial" w:hAnsi="Arial" w:cs="Arial"/>
-              </w:rPr>
-            </w:pPr>
+            <w:tcW w:w="1915" w:type="pct"/>
+          </w:tcPr>
+          <w:p>
+            <w:pPr>
+              <w:rPr>
+                <w:rFonts w:ascii="Arial" w:hAnsi="Arial" w:cs="Arial"/>
+              </w:rPr>
+            </w:pPr>
+            <w:proofErr w:type="spellStart"/>
             <w:r>
               <w:rPr>
                 <w:rFonts w:ascii="Arial" w:hAnsi="Arial" w:cs="Arial"/>
               </w:rPr>
               <w:t>Xscroll</w:t>
             </w:r>
+            <w:proofErr w:type="spellEnd"/>
           </w:p>
         </w:tc>
       </w:tr>
     </w:tbl>
+    <w:p>
+      <w:pPr>
+        <w:rPr>
+          <w:rFonts w:ascii="Arial" w:hAnsi="Arial" w:cs="Arial"/>
+          <w:b/>
+          <w:bCs/>
+          <w:sz w:val="24"/>
+          <w:szCs w:val="24"/>
+        </w:rPr>
+      </w:pPr>
+    </w:p>
     <w:p>
       <w:pPr>
         <w:rPr>
@@ -2307,13 +2384,23 @@
                 <w:szCs w:val="24"/>
               </w:rPr>
             </w:pPr>
-            <w:r>
-              <w:rPr>
-                <w:rFonts w:ascii="Arial" w:hAnsi="Arial" w:cs="Arial"/>
-                <w:sz w:val="24"/>
-                <w:szCs w:val="24"/>
-              </w:rPr>
-              <w:t>Latitude 5480</w:t>
+            <w:proofErr w:type="spellStart"/>
+            <w:r>
+              <w:rPr>
+                <w:rFonts w:ascii="Arial" w:hAnsi="Arial" w:cs="Arial"/>
+                <w:sz w:val="24"/>
+                <w:szCs w:val="24"/>
+              </w:rPr>
+              <w:t>Latitude</w:t>
+            </w:r>
+            <w:proofErr w:type="spellEnd"/>
+            <w:r>
+              <w:rPr>
+                <w:rFonts w:ascii="Arial" w:hAnsi="Arial" w:cs="Arial"/>
+                <w:sz w:val="24"/>
+                <w:szCs w:val="24"/>
+              </w:rPr>
+              <w:t xml:space="preserve"> 5480</w:t>
             </w:r>
           </w:p>
         </w:tc>
@@ -2690,8 +2777,18 @@
                 <w:sz w:val="24"/>
                 <w:szCs w:val="24"/>
               </w:rPr>
-              <w:t>Memoria Ram</w:t>
-            </w:r>
+              <w:t xml:space="preserve">Memoria </w:t>
+            </w:r>
+            <w:proofErr w:type="spellStart"/>
+            <w:r>
+              <w:rPr>
+                <w:rFonts w:ascii="Arial" w:hAnsi="Arial" w:cs="Arial"/>
+                <w:sz w:val="24"/>
+                <w:szCs w:val="24"/>
+              </w:rPr>
+              <w:t>Ram</w:t>
+            </w:r>
+            <w:proofErr w:type="spellEnd"/>
           </w:p>
         </w:tc>
         <w:tc>
@@ -3031,7 +3128,25 @@
                 <w:sz w:val="24"/>
                 <w:szCs w:val="24"/>
               </w:rPr>
-              <w:t>Intel HD Graphics 530 128MB</w:t>
+              <w:t xml:space="preserve">Intel HD </w:t>
+            </w:r>
+            <w:proofErr w:type="spellStart"/>
+            <w:r>
+              <w:rPr>
+                <w:rFonts w:ascii="Arial" w:hAnsi="Arial" w:cs="Arial"/>
+                <w:sz w:val="24"/>
+                <w:szCs w:val="24"/>
+              </w:rPr>
+              <w:t>Graphics</w:t>
+            </w:r>
+            <w:proofErr w:type="spellEnd"/>
+            <w:r>
+              <w:rPr>
+                <w:rFonts w:ascii="Arial" w:hAnsi="Arial" w:cs="Arial"/>
+                <w:sz w:val="24"/>
+                <w:szCs w:val="24"/>
+              </w:rPr>
+              <w:t xml:space="preserve"> 530 128MB</w:t>
             </w:r>
           </w:p>
         </w:tc>
@@ -3777,13 +3892,23 @@
                 <w:szCs w:val="24"/>
               </w:rPr>
             </w:pPr>
-            <w:r>
-              <w:rPr>
-                <w:rFonts w:ascii="Arial" w:hAnsi="Arial" w:cs="Arial"/>
-                <w:sz w:val="24"/>
-                <w:szCs w:val="24"/>
-              </w:rPr>
-              <w:t>OptiPlex 3050</w:t>
+            <w:proofErr w:type="spellStart"/>
+            <w:r>
+              <w:rPr>
+                <w:rFonts w:ascii="Arial" w:hAnsi="Arial" w:cs="Arial"/>
+                <w:sz w:val="24"/>
+                <w:szCs w:val="24"/>
+              </w:rPr>
+              <w:t>OptiPlex</w:t>
+            </w:r>
+            <w:proofErr w:type="spellEnd"/>
+            <w:r>
+              <w:rPr>
+                <w:rFonts w:ascii="Arial" w:hAnsi="Arial" w:cs="Arial"/>
+                <w:sz w:val="24"/>
+                <w:szCs w:val="24"/>
+              </w:rPr>
+              <w:t xml:space="preserve"> 3050</w:t>
             </w:r>
           </w:p>
         </w:tc>
@@ -4160,8 +4285,18 @@
                 <w:sz w:val="24"/>
                 <w:szCs w:val="24"/>
               </w:rPr>
-              <w:t>Memoria Ram</w:t>
-            </w:r>
+              <w:t xml:space="preserve">Memoria </w:t>
+            </w:r>
+            <w:proofErr w:type="spellStart"/>
+            <w:r>
+              <w:rPr>
+                <w:rFonts w:ascii="Arial" w:hAnsi="Arial" w:cs="Arial"/>
+                <w:sz w:val="24"/>
+                <w:szCs w:val="24"/>
+              </w:rPr>
+              <w:t>Ram</w:t>
+            </w:r>
+            <w:proofErr w:type="spellEnd"/>
           </w:p>
         </w:tc>
         <w:tc>
@@ -4410,8 +4545,18 @@
                 <w:sz w:val="24"/>
                 <w:szCs w:val="24"/>
               </w:rPr>
-              <w:t>238 GB SSD KingFast</w:t>
-            </w:r>
+              <w:t xml:space="preserve">238 GB SSD </w:t>
+            </w:r>
+            <w:proofErr w:type="spellStart"/>
+            <w:r>
+              <w:rPr>
+                <w:rFonts w:ascii="Arial" w:hAnsi="Arial" w:cs="Arial"/>
+                <w:sz w:val="24"/>
+                <w:szCs w:val="24"/>
+              </w:rPr>
+              <w:t>KingFast</w:t>
+            </w:r>
+            <w:proofErr w:type="spellEnd"/>
           </w:p>
         </w:tc>
       </w:tr>
@@ -4488,7 +4633,25 @@
                 <w:sz w:val="24"/>
                 <w:szCs w:val="24"/>
               </w:rPr>
-              <w:t>Intel HD Graphics 530</w:t>
+              <w:t xml:space="preserve">Intel HD </w:t>
+            </w:r>
+            <w:proofErr w:type="spellStart"/>
+            <w:r>
+              <w:rPr>
+                <w:rFonts w:ascii="Arial" w:hAnsi="Arial" w:cs="Arial"/>
+                <w:sz w:val="24"/>
+                <w:szCs w:val="24"/>
+              </w:rPr>
+              <w:t>Graphics</w:t>
+            </w:r>
+            <w:proofErr w:type="spellEnd"/>
+            <w:r>
+              <w:rPr>
+                <w:rFonts w:ascii="Arial" w:hAnsi="Arial" w:cs="Arial"/>
+                <w:sz w:val="24"/>
+                <w:szCs w:val="24"/>
+              </w:rPr>
+              <w:t xml:space="preserve"> 530</w:t>
             </w:r>
           </w:p>
         </w:tc>
@@ -6007,13 +6170,23 @@
                 <w:szCs w:val="24"/>
               </w:rPr>
             </w:pPr>
-            <w:r>
-              <w:rPr>
-                <w:rFonts w:ascii="Arial" w:hAnsi="Arial" w:cs="Arial"/>
-                <w:sz w:val="24"/>
-                <w:szCs w:val="24"/>
-              </w:rPr>
-              <w:t>OptiPlex 3050</w:t>
+            <w:proofErr w:type="spellStart"/>
+            <w:r>
+              <w:rPr>
+                <w:rFonts w:ascii="Arial" w:hAnsi="Arial" w:cs="Arial"/>
+                <w:sz w:val="24"/>
+                <w:szCs w:val="24"/>
+              </w:rPr>
+              <w:t>OptiPlex</w:t>
+            </w:r>
+            <w:proofErr w:type="spellEnd"/>
+            <w:r>
+              <w:rPr>
+                <w:rFonts w:ascii="Arial" w:hAnsi="Arial" w:cs="Arial"/>
+                <w:sz w:val="24"/>
+                <w:szCs w:val="24"/>
+              </w:rPr>
+              <w:t xml:space="preserve"> 3050</w:t>
             </w:r>
           </w:p>
         </w:tc>
@@ -6374,8 +6547,18 @@
                 <w:sz w:val="24"/>
                 <w:szCs w:val="24"/>
               </w:rPr>
-              <w:t>Memoria Ram</w:t>
-            </w:r>
+              <w:t xml:space="preserve">Memoria </w:t>
+            </w:r>
+            <w:proofErr w:type="spellStart"/>
+            <w:r>
+              <w:rPr>
+                <w:rFonts w:ascii="Arial" w:hAnsi="Arial" w:cs="Arial"/>
+                <w:sz w:val="24"/>
+                <w:szCs w:val="24"/>
+              </w:rPr>
+              <w:t>Ram</w:t>
+            </w:r>
+            <w:proofErr w:type="spellEnd"/>
           </w:p>
         </w:tc>
         <w:tc>
@@ -6624,8 +6807,18 @@
                 <w:sz w:val="24"/>
                 <w:szCs w:val="24"/>
               </w:rPr>
-              <w:t>238GB SSD KingFast</w:t>
-            </w:r>
+              <w:t xml:space="preserve">238GB SSD </w:t>
+            </w:r>
+            <w:proofErr w:type="spellStart"/>
+            <w:r>
+              <w:rPr>
+                <w:rFonts w:ascii="Arial" w:hAnsi="Arial" w:cs="Arial"/>
+                <w:sz w:val="24"/>
+                <w:szCs w:val="24"/>
+              </w:rPr>
+              <w:t>KingFast</w:t>
+            </w:r>
+            <w:proofErr w:type="spellEnd"/>
           </w:p>
         </w:tc>
       </w:tr>
@@ -6702,7 +6895,25 @@
                 <w:sz w:val="24"/>
                 <w:szCs w:val="24"/>
               </w:rPr>
-              <w:t>Intel HD Graphics 530</w:t>
+              <w:t xml:space="preserve">Intel HD </w:t>
+            </w:r>
+            <w:proofErr w:type="spellStart"/>
+            <w:r>
+              <w:rPr>
+                <w:rFonts w:ascii="Arial" w:hAnsi="Arial" w:cs="Arial"/>
+                <w:sz w:val="24"/>
+                <w:szCs w:val="24"/>
+              </w:rPr>
+              <w:t>Graphics</w:t>
+            </w:r>
+            <w:proofErr w:type="spellEnd"/>
+            <w:r>
+              <w:rPr>
+                <w:rFonts w:ascii="Arial" w:hAnsi="Arial" w:cs="Arial"/>
+                <w:sz w:val="24"/>
+                <w:szCs w:val="24"/>
+              </w:rPr>
+              <w:t xml:space="preserve"> 530</w:t>
             </w:r>
           </w:p>
         </w:tc>
@@ -8204,13 +8415,23 @@
                 <w:szCs w:val="24"/>
               </w:rPr>
             </w:pPr>
-            <w:r>
-              <w:rPr>
-                <w:rFonts w:ascii="Arial" w:hAnsi="Arial" w:cs="Arial"/>
-                <w:sz w:val="24"/>
-                <w:szCs w:val="24"/>
-              </w:rPr>
-              <w:t>OptiPlex 3060</w:t>
+            <w:proofErr w:type="spellStart"/>
+            <w:r>
+              <w:rPr>
+                <w:rFonts w:ascii="Arial" w:hAnsi="Arial" w:cs="Arial"/>
+                <w:sz w:val="24"/>
+                <w:szCs w:val="24"/>
+              </w:rPr>
+              <w:t>OptiPlex</w:t>
+            </w:r>
+            <w:proofErr w:type="spellEnd"/>
+            <w:r>
+              <w:rPr>
+                <w:rFonts w:ascii="Arial" w:hAnsi="Arial" w:cs="Arial"/>
+                <w:sz w:val="24"/>
+                <w:szCs w:val="24"/>
+              </w:rPr>
+              <w:t xml:space="preserve"> 3060</w:t>
             </w:r>
           </w:p>
         </w:tc>
@@ -8571,8 +8792,18 @@
                 <w:sz w:val="24"/>
                 <w:szCs w:val="24"/>
               </w:rPr>
-              <w:t>Memoria Ram</w:t>
-            </w:r>
+              <w:t xml:space="preserve">Memoria </w:t>
+            </w:r>
+            <w:proofErr w:type="spellStart"/>
+            <w:r>
+              <w:rPr>
+                <w:rFonts w:ascii="Arial" w:hAnsi="Arial" w:cs="Arial"/>
+                <w:sz w:val="24"/>
+                <w:szCs w:val="24"/>
+              </w:rPr>
+              <w:t>Ram</w:t>
+            </w:r>
+            <w:proofErr w:type="spellEnd"/>
           </w:p>
         </w:tc>
         <w:tc>
@@ -8910,7 +9141,25 @@
                 <w:sz w:val="24"/>
                 <w:szCs w:val="24"/>
               </w:rPr>
-              <w:t>Intel HD Graphics 630 128MB</w:t>
+              <w:t xml:space="preserve">Intel HD </w:t>
+            </w:r>
+            <w:proofErr w:type="spellStart"/>
+            <w:r>
+              <w:rPr>
+                <w:rFonts w:ascii="Arial" w:hAnsi="Arial" w:cs="Arial"/>
+                <w:sz w:val="24"/>
+                <w:szCs w:val="24"/>
+              </w:rPr>
+              <w:t>Graphics</w:t>
+            </w:r>
+            <w:proofErr w:type="spellEnd"/>
+            <w:r>
+              <w:rPr>
+                <w:rFonts w:ascii="Arial" w:hAnsi="Arial" w:cs="Arial"/>
+                <w:sz w:val="24"/>
+                <w:szCs w:val="24"/>
+              </w:rPr>
+              <w:t xml:space="preserve"> 630 128MB</w:t>
             </w:r>
           </w:p>
         </w:tc>
@@ -10399,13 +10648,23 @@
                 <w:szCs w:val="24"/>
               </w:rPr>
             </w:pPr>
-            <w:r>
-              <w:rPr>
-                <w:rFonts w:ascii="Arial" w:hAnsi="Arial" w:cs="Arial"/>
-                <w:sz w:val="24"/>
-                <w:szCs w:val="24"/>
-              </w:rPr>
-              <w:t>OptiPlex 7010</w:t>
+            <w:proofErr w:type="spellStart"/>
+            <w:r>
+              <w:rPr>
+                <w:rFonts w:ascii="Arial" w:hAnsi="Arial" w:cs="Arial"/>
+                <w:sz w:val="24"/>
+                <w:szCs w:val="24"/>
+              </w:rPr>
+              <w:t>OptiPlex</w:t>
+            </w:r>
+            <w:proofErr w:type="spellEnd"/>
+            <w:r>
+              <w:rPr>
+                <w:rFonts w:ascii="Arial" w:hAnsi="Arial" w:cs="Arial"/>
+                <w:sz w:val="24"/>
+                <w:szCs w:val="24"/>
+              </w:rPr>
+              <w:t xml:space="preserve"> 7010</w:t>
             </w:r>
           </w:p>
         </w:tc>
@@ -10766,8 +11025,18 @@
                 <w:sz w:val="24"/>
                 <w:szCs w:val="24"/>
               </w:rPr>
-              <w:t>Memoria Ram</w:t>
-            </w:r>
+              <w:t xml:space="preserve">Memoria </w:t>
+            </w:r>
+            <w:proofErr w:type="spellStart"/>
+            <w:r>
+              <w:rPr>
+                <w:rFonts w:ascii="Arial" w:hAnsi="Arial" w:cs="Arial"/>
+                <w:sz w:val="24"/>
+                <w:szCs w:val="24"/>
+              </w:rPr>
+              <w:t>Ram</w:t>
+            </w:r>
+            <w:proofErr w:type="spellEnd"/>
           </w:p>
         </w:tc>
         <w:tc>
@@ -11094,7 +11363,25 @@
                 <w:sz w:val="24"/>
                 <w:szCs w:val="24"/>
               </w:rPr>
-              <w:t>Intel HD Graphics 4000</w:t>
+              <w:t xml:space="preserve">Intel HD </w:t>
+            </w:r>
+            <w:proofErr w:type="spellStart"/>
+            <w:r>
+              <w:rPr>
+                <w:rFonts w:ascii="Arial" w:hAnsi="Arial" w:cs="Arial"/>
+                <w:sz w:val="24"/>
+                <w:szCs w:val="24"/>
+              </w:rPr>
+              <w:t>Graphics</w:t>
+            </w:r>
+            <w:proofErr w:type="spellEnd"/>
+            <w:r>
+              <w:rPr>
+                <w:rFonts w:ascii="Arial" w:hAnsi="Arial" w:cs="Arial"/>
+                <w:sz w:val="24"/>
+                <w:szCs w:val="24"/>
+              </w:rPr>
+              <w:t xml:space="preserve"> 4000</w:t>
             </w:r>
           </w:p>
         </w:tc>
@@ -12206,8 +12493,18 @@
                 <w:sz w:val="24"/>
                 <w:szCs w:val="24"/>
               </w:rPr>
-              <w:t>JSM Computers</w:t>
-            </w:r>
+              <w:t xml:space="preserve">JSM </w:t>
+            </w:r>
+            <w:proofErr w:type="spellStart"/>
+            <w:r>
+              <w:rPr>
+                <w:rFonts w:ascii="Arial" w:hAnsi="Arial" w:cs="Arial"/>
+                <w:sz w:val="24"/>
+                <w:szCs w:val="24"/>
+              </w:rPr>
+              <w:t>Computers</w:t>
+            </w:r>
+            <w:proofErr w:type="spellEnd"/>
           </w:p>
         </w:tc>
       </w:tr>
@@ -12589,13 +12886,23 @@
                 <w:szCs w:val="24"/>
               </w:rPr>
             </w:pPr>
-            <w:r>
-              <w:rPr>
-                <w:rFonts w:ascii="Arial" w:hAnsi="Arial" w:cs="Arial"/>
-                <w:sz w:val="24"/>
-                <w:szCs w:val="24"/>
-              </w:rPr>
-              <w:t>OptiPlex 7010</w:t>
+            <w:proofErr w:type="spellStart"/>
+            <w:r>
+              <w:rPr>
+                <w:rFonts w:ascii="Arial" w:hAnsi="Arial" w:cs="Arial"/>
+                <w:sz w:val="24"/>
+                <w:szCs w:val="24"/>
+              </w:rPr>
+              <w:t>OptiPlex</w:t>
+            </w:r>
+            <w:proofErr w:type="spellEnd"/>
+            <w:r>
+              <w:rPr>
+                <w:rFonts w:ascii="Arial" w:hAnsi="Arial" w:cs="Arial"/>
+                <w:sz w:val="24"/>
+                <w:szCs w:val="24"/>
+              </w:rPr>
+              <w:t xml:space="preserve"> 7010</w:t>
             </w:r>
           </w:p>
         </w:tc>
@@ -12956,8 +13263,18 @@
                 <w:sz w:val="24"/>
                 <w:szCs w:val="24"/>
               </w:rPr>
-              <w:t>Memoria Ram</w:t>
-            </w:r>
+              <w:t xml:space="preserve">Memoria </w:t>
+            </w:r>
+            <w:proofErr w:type="spellStart"/>
+            <w:r>
+              <w:rPr>
+                <w:rFonts w:ascii="Arial" w:hAnsi="Arial" w:cs="Arial"/>
+                <w:sz w:val="24"/>
+                <w:szCs w:val="24"/>
+              </w:rPr>
+              <w:t>Ram</w:t>
+            </w:r>
+            <w:proofErr w:type="spellEnd"/>
           </w:p>
         </w:tc>
         <w:tc>
@@ -13282,7 +13599,25 @@
                 <w:sz w:val="24"/>
                 <w:szCs w:val="24"/>
               </w:rPr>
-              <w:t>Intel HD Graphics 4000 32MB</w:t>
+              <w:t xml:space="preserve">Intel HD </w:t>
+            </w:r>
+            <w:proofErr w:type="spellStart"/>
+            <w:r>
+              <w:rPr>
+                <w:rFonts w:ascii="Arial" w:hAnsi="Arial" w:cs="Arial"/>
+                <w:sz w:val="24"/>
+                <w:szCs w:val="24"/>
+              </w:rPr>
+              <w:t>Graphics</w:t>
+            </w:r>
+            <w:proofErr w:type="spellEnd"/>
+            <w:r>
+              <w:rPr>
+                <w:rFonts w:ascii="Arial" w:hAnsi="Arial" w:cs="Arial"/>
+                <w:sz w:val="24"/>
+                <w:szCs w:val="24"/>
+              </w:rPr>
+              <w:t xml:space="preserve"> 4000 32MB</w:t>
             </w:r>
           </w:p>
         </w:tc>
@@ -14747,13 +15082,23 @@
                 <w:szCs w:val="24"/>
               </w:rPr>
             </w:pPr>
-            <w:r>
-              <w:rPr>
-                <w:rFonts w:ascii="Arial" w:hAnsi="Arial" w:cs="Arial"/>
-                <w:sz w:val="24"/>
-                <w:szCs w:val="24"/>
-              </w:rPr>
-              <w:t>Optiplex 7080</w:t>
+            <w:proofErr w:type="spellStart"/>
+            <w:r>
+              <w:rPr>
+                <w:rFonts w:ascii="Arial" w:hAnsi="Arial" w:cs="Arial"/>
+                <w:sz w:val="24"/>
+                <w:szCs w:val="24"/>
+              </w:rPr>
+              <w:t>Optiplex</w:t>
+            </w:r>
+            <w:proofErr w:type="spellEnd"/>
+            <w:r>
+              <w:rPr>
+                <w:rFonts w:ascii="Arial" w:hAnsi="Arial" w:cs="Arial"/>
+                <w:sz w:val="24"/>
+                <w:szCs w:val="24"/>
+              </w:rPr>
+              <w:t xml:space="preserve"> 7080</w:t>
             </w:r>
           </w:p>
         </w:tc>
@@ -15114,8 +15459,18 @@
                 <w:sz w:val="24"/>
                 <w:szCs w:val="24"/>
               </w:rPr>
-              <w:t>Memoria Ram</w:t>
-            </w:r>
+              <w:t xml:space="preserve">Memoria </w:t>
+            </w:r>
+            <w:proofErr w:type="spellStart"/>
+            <w:r>
+              <w:rPr>
+                <w:rFonts w:ascii="Arial" w:hAnsi="Arial" w:cs="Arial"/>
+                <w:sz w:val="24"/>
+                <w:szCs w:val="24"/>
+              </w:rPr>
+              <w:t>Ram</w:t>
+            </w:r>
+            <w:proofErr w:type="spellEnd"/>
           </w:p>
         </w:tc>
         <w:tc>
@@ -15453,7 +15808,25 @@
                 <w:sz w:val="24"/>
                 <w:szCs w:val="24"/>
               </w:rPr>
-              <w:t>Intel UHD Graphics 630</w:t>
+              <w:t xml:space="preserve">Intel UHD </w:t>
+            </w:r>
+            <w:proofErr w:type="spellStart"/>
+            <w:r>
+              <w:rPr>
+                <w:rFonts w:ascii="Arial" w:hAnsi="Arial" w:cs="Arial"/>
+                <w:sz w:val="24"/>
+                <w:szCs w:val="24"/>
+              </w:rPr>
+              <w:t>Graphics</w:t>
+            </w:r>
+            <w:proofErr w:type="spellEnd"/>
+            <w:r>
+              <w:rPr>
+                <w:rFonts w:ascii="Arial" w:hAnsi="Arial" w:cs="Arial"/>
+                <w:sz w:val="24"/>
+                <w:szCs w:val="24"/>
+              </w:rPr>
+              <w:t xml:space="preserve"> 630</w:t>
             </w:r>
           </w:p>
         </w:tc>
@@ -16956,7 +17329,25 @@
                 <w:sz w:val="24"/>
                 <w:szCs w:val="24"/>
               </w:rPr>
-              <w:t>LaserJet Tank 1102w</w:t>
+              <w:t xml:space="preserve">LaserJet </w:t>
+            </w:r>
+            <w:proofErr w:type="spellStart"/>
+            <w:r>
+              <w:rPr>
+                <w:rFonts w:ascii="Arial" w:hAnsi="Arial" w:cs="Arial"/>
+                <w:sz w:val="24"/>
+                <w:szCs w:val="24"/>
+              </w:rPr>
+              <w:t>Tank</w:t>
+            </w:r>
+            <w:proofErr w:type="spellEnd"/>
+            <w:r>
+              <w:rPr>
+                <w:rFonts w:ascii="Arial" w:hAnsi="Arial" w:cs="Arial"/>
+                <w:sz w:val="24"/>
+                <w:szCs w:val="24"/>
+              </w:rPr>
+              <w:t xml:space="preserve"> 1102w</w:t>
             </w:r>
           </w:p>
         </w:tc>
@@ -17768,15 +18159,7 @@
                 <w:sz w:val="24"/>
                 <w:szCs w:val="24"/>
               </w:rPr>
-              <w:t>IMPRESORA DE</w:t>
-            </w:r>
-            <w:r>
-              <w:rPr>
-                <w:rFonts w:ascii="Arial" w:hAnsi="Arial" w:cs="Arial"/>
-                <w:sz w:val="24"/>
-                <w:szCs w:val="24"/>
-              </w:rPr>
-              <w:t xml:space="preserve"> MARÍA</w:t>
+              <w:t>IMPRESORA DE MARÍA</w:t>
             </w:r>
           </w:p>
         </w:tc>
@@ -17898,7 +18281,15 @@
                 <w:sz w:val="24"/>
                 <w:szCs w:val="24"/>
               </w:rPr>
-              <w:t>LaserJet 1020</w:t>
+              <w:t xml:space="preserve">LaserJet </w:t>
+            </w:r>
+            <w:r>
+              <w:rPr>
+                <w:rFonts w:ascii="Arial" w:hAnsi="Arial" w:cs="Arial"/>
+                <w:sz w:val="24"/>
+                <w:szCs w:val="24"/>
+              </w:rPr>
+              <w:t>P1102w</w:t>
             </w:r>
           </w:p>
         </w:tc>
@@ -17976,7 +18367,7 @@
                 <w:sz w:val="24"/>
                 <w:szCs w:val="24"/>
               </w:rPr>
-              <w:t>CNB9135131</w:t>
+              <w:t>VND3D24976</w:t>
             </w:r>
           </w:p>
         </w:tc>
@@ -18054,7 +18445,15 @@
                 <w:sz w:val="24"/>
                 <w:szCs w:val="24"/>
               </w:rPr>
-              <w:t>IMPRESORA NATALIA</w:t>
+              <w:t>IMPRESORA</w:t>
+            </w:r>
+            <w:r>
+              <w:rPr>
+                <w:rFonts w:ascii="Arial" w:hAnsi="Arial" w:cs="Arial"/>
+                <w:sz w:val="24"/>
+                <w:szCs w:val="24"/>
+              </w:rPr>
+              <w:t xml:space="preserve"> RRHH</w:t>
             </w:r>
           </w:p>
         </w:tc>
@@ -18180,7 +18579,15 @@
                 <w:sz w:val="24"/>
                 <w:szCs w:val="24"/>
               </w:rPr>
-              <w:t>Puertos</w:t>
+              <w:t>Puerto</w:t>
+            </w:r>
+            <w:r>
+              <w:rPr>
+                <w:rFonts w:ascii="Arial" w:hAnsi="Arial" w:cs="Arial"/>
+                <w:sz w:val="24"/>
+                <w:szCs w:val="24"/>
+              </w:rPr>
+              <w:t>s</w:t>
             </w:r>
           </w:p>
         </w:tc>
@@ -18203,6 +18610,24 @@
                 <w:szCs w:val="24"/>
               </w:rPr>
               <w:t>USB 2.0</w:t>
+            </w:r>
+            <w:r>
+              <w:rPr>
+                <w:rFonts w:ascii="Arial" w:hAnsi="Arial" w:cs="Arial"/>
+                <w:b/>
+                <w:bCs/>
+                <w:sz w:val="24"/>
+                <w:szCs w:val="24"/>
+              </w:rPr>
+              <w:t xml:space="preserve">, </w:t>
+            </w:r>
+            <w:r>
+              <w:rPr>
+                <w:rFonts w:ascii="Arial" w:hAnsi="Arial" w:cs="Arial"/>
+                <w:sz w:val="24"/>
+                <w:szCs w:val="24"/>
+              </w:rPr>
+              <w:t>wifi</w:t>
             </w:r>
           </w:p>
         </w:tc>
